--- a/pr-preview/pr-235/limit-theorems.docx
+++ b/pr-preview/pr-235/limit-theorems.docx
@@ -15,7 +15,7 @@
         <w:pStyle w:val="Date"/>
       </w:pPr>
       <w:r>
-        <w:t xml:space="preserve">Last modified: 2026-10-21 16:26:23 (PDT)</w:t>
+        <w:t xml:space="preserve">Last modified: 2026-10-22 00:41:30 (PDT)</w:t>
       </w:r>
     </w:p>
     <w:bookmarkStart w:id="44" w:name="sec-clt"/>
@@ -3912,6 +3912,76 @@
                 </m:rPr>
                 <m:t>=</m:t>
               </m:r>
+              <m:r>
+                <m:rPr>
+                  <m:sty m:val="p"/>
+                </m:rPr>
+                <m:t>E</m:t>
+              </m:r>
+              <m:r>
+                <m:t>​</m:t>
+              </m:r>
+              <m:d>
+                <m:dPr>
+                  <m:begChr m:val="["/>
+                  <m:sepChr m:val=""/>
+                  <m:endChr m:val="]"/>
+                  <m:grow/>
+                </m:dPr>
+                <m:e>
+                  <m:f>
+                    <m:fPr>
+                      <m:type m:val="bar"/>
+                    </m:fPr>
+                    <m:num>
+                      <m:sSub>
+                        <m:e>
+                          <m:r>
+                            <m:t>S</m:t>
+                          </m:r>
+                        </m:e>
+                        <m:sub>
+                          <m:r>
+                            <m:t>n</m:t>
+                          </m:r>
+                        </m:sub>
+                      </m:sSub>
+                    </m:num>
+                    <m:den>
+                      <m:r>
+                        <m:t>n</m:t>
+                      </m:r>
+                    </m:den>
+                  </m:f>
+                </m:e>
+              </m:d>
+              <m:r>
+                <m:t>​</m:t>
+              </m:r>
+              <m:r>
+                <m:t>&amp;</m:t>
+              </m:r>
+              <m:r>
+                <m:t>&amp;</m:t>
+              </m:r>
+              <m:r>
+                <m:rPr>
+                  <m:nor/>
+                  <m:sty m:val="p"/>
+                </m:rPr>
+                <m:t>(definition of sample mean)</m:t>
+              </m:r>
+            </m:e>
+            <m:e>
+              <m:r>
+                <m:t>&amp;</m:t>
+              </m:r>
+              <m:r>
+                <m:rPr>
+                  <m:sty m:val="p"/>
+                </m:rPr>
+                <m:t>=</m:t>
+              </m:r>
               <m:f>
                 <m:fPr>
                   <m:type m:val="bar"/>
@@ -4105,6 +4175,76 @@
               <m:r>
                 <m:t>​</m:t>
               </m:r>
+              <m:r>
+                <m:t>&amp;</m:t>
+              </m:r>
+              <m:r>
+                <m:rPr>
+                  <m:sty m:val="p"/>
+                </m:rPr>
+                <m:t>=</m:t>
+              </m:r>
+              <m:r>
+                <m:rPr>
+                  <m:sty m:val="p"/>
+                </m:rPr>
+                <m:t>Var</m:t>
+              </m:r>
+              <m:r>
+                <m:t>​</m:t>
+              </m:r>
+              <m:d>
+                <m:dPr>
+                  <m:begChr m:val="("/>
+                  <m:sepChr m:val=""/>
+                  <m:endChr m:val=")"/>
+                  <m:grow/>
+                </m:dPr>
+                <m:e>
+                  <m:f>
+                    <m:fPr>
+                      <m:type m:val="bar"/>
+                    </m:fPr>
+                    <m:num>
+                      <m:sSub>
+                        <m:e>
+                          <m:r>
+                            <m:t>S</m:t>
+                          </m:r>
+                        </m:e>
+                        <m:sub>
+                          <m:r>
+                            <m:t>n</m:t>
+                          </m:r>
+                        </m:sub>
+                      </m:sSub>
+                    </m:num>
+                    <m:den>
+                      <m:r>
+                        <m:t>n</m:t>
+                      </m:r>
+                    </m:den>
+                  </m:f>
+                </m:e>
+              </m:d>
+              <m:r>
+                <m:t>​</m:t>
+              </m:r>
+              <m:r>
+                <m:t>&amp;</m:t>
+              </m:r>
+              <m:r>
+                <m:t>&amp;</m:t>
+              </m:r>
+              <m:r>
+                <m:rPr>
+                  <m:nor/>
+                  <m:sty m:val="p"/>
+                </m:rPr>
+                <m:t>(definition of sample mean)</m:t>
+              </m:r>
+            </m:e>
+            <m:e>
               <m:r>
                 <m:t>&amp;</m:t>
               </m:r>
